--- a/compendium/treasures_and_relics.docx
+++ b/compendium/treasures_and_relics.docx
@@ -955,6 +955,62 @@
     <w:p>
       <w:pPr>
         <w:keepNext/>
+        <w:spacing w:before="160"/>
+        <w:jc w:val="center"/>
+      </w:pPr>
+      <w:r>
+        <w:drawing>
+          <wp:inline xmlns:a="http://schemas.openxmlformats.org/drawingml/2006/main" xmlns:pic="http://schemas.openxmlformats.org/drawingml/2006/picture">
+            <wp:extent cx="2743200" cy="2743200"/>
+            <wp:docPr id="1" name="Picture 1"/>
+            <wp:cNvGraphicFramePr>
+              <a:graphicFrameLocks noChangeAspect="1"/>
+            </wp:cNvGraphicFramePr>
+            <a:graphic>
+              <a:graphicData uri="http://schemas.openxmlformats.org/drawingml/2006/picture">
+                <pic:pic>
+                  <pic:nvPicPr>
+                    <pic:cNvPr id="0" name="image.png"/>
+                    <pic:cNvPicPr/>
+                  </pic:nvPicPr>
+                  <pic:blipFill>
+                    <a:blip r:embed="rId10"/>
+                    <a:stretch>
+                      <a:fillRect/>
+                    </a:stretch>
+                  </pic:blipFill>
+                  <pic:spPr>
+                    <a:xfrm>
+                      <a:off x="0" y="0"/>
+                      <a:ext cx="2743200" cy="2743200"/>
+                    </a:xfrm>
+                    <a:prstGeom prst="rect"/>
+                  </pic:spPr>
+                </pic:pic>
+              </a:graphicData>
+            </a:graphic>
+          </wp:inline>
+        </w:drawing>
+      </w:r>
+    </w:p>
+    <w:p>
+      <w:pPr>
+        <w:spacing w:after="180"/>
+        <w:jc w:val="center"/>
+      </w:pPr>
+      <w:r>
+        <w:rPr>
+          <w:rFonts w:ascii="Georgia" w:hAnsi="Georgia" w:cs="Georgia"/>
+          <w:i/>
+          <w:color w:val="888888"/>
+          <w:sz w:val="18"/>
+        </w:rPr>
+        <w:t>The Amulet of Guiding Light.</w:t>
+      </w:r>
+    </w:p>
+    <w:p>
+      <w:pPr>
+        <w:keepNext/>
         <w:spacing w:before="280" w:after="80"/>
       </w:pPr>
       <w:r>

--- a/compendium/treasures_and_relics.docx
+++ b/compendium/treasures_and_relics.docx
@@ -4,7 +4,7 @@
   <w:body>
     <w:p>
       <w:pPr>
-        <w:spacing w:before="1200"/>
+        <w:spacing w:before="480"/>
         <w:jc w:val="center"/>
       </w:pPr>
       <w:r>
@@ -97,8 +97,7 @@
     <w:p>
       <w:pPr>
         <w:keepNext/>
-        <w:pageBreakBefore/>
-        <w:spacing w:before="360" w:after="120"/>
+        <w:spacing w:before="400" w:after="120"/>
       </w:pPr>
       <w:r>
         <w:rPr>
@@ -113,7 +112,7 @@
     <w:p>
       <w:pPr>
         <w:keepNext/>
-        <w:spacing w:before="280" w:after="80"/>
+        <w:spacing w:before="220" w:after="60"/>
       </w:pPr>
       <w:r>
         <w:rPr>
@@ -127,7 +126,7 @@
     </w:p>
     <w:p>
       <w:pPr>
-        <w:spacing w:after="120"/>
+        <w:spacing w:after="80"/>
       </w:pPr>
       <w:r>
         <w:rPr>
@@ -163,7 +162,7 @@
     <w:p>
       <w:pPr>
         <w:keepNext/>
-        <w:spacing w:before="280" w:after="80"/>
+        <w:spacing w:before="220" w:after="60"/>
       </w:pPr>
       <w:r>
         <w:rPr>
@@ -177,7 +176,7 @@
     </w:p>
     <w:p>
       <w:pPr>
-        <w:spacing w:after="120"/>
+        <w:spacing w:after="80"/>
       </w:pPr>
       <w:r>
         <w:rPr>
@@ -213,7 +212,7 @@
     <w:p>
       <w:pPr>
         <w:keepNext/>
-        <w:spacing w:before="280" w:after="80"/>
+        <w:spacing w:before="220" w:after="60"/>
       </w:pPr>
       <w:r>
         <w:rPr>
@@ -227,7 +226,7 @@
     </w:p>
     <w:p>
       <w:pPr>
-        <w:spacing w:after="120"/>
+        <w:spacing w:after="80"/>
       </w:pPr>
       <w:r>
         <w:rPr>
@@ -243,8 +242,7 @@
     <w:p>
       <w:pPr>
         <w:keepNext/>
-        <w:pageBreakBefore/>
-        <w:spacing w:before="360" w:after="120"/>
+        <w:spacing w:before="400" w:after="120"/>
       </w:pPr>
       <w:r>
         <w:rPr>
@@ -258,7 +256,7 @@
     </w:p>
     <w:p>
       <w:pPr>
-        <w:spacing w:after="120"/>
+        <w:spacing w:after="80"/>
       </w:pPr>
       <w:r>
         <w:rPr>
@@ -274,7 +272,7 @@
     <w:p>
       <w:pPr>
         <w:keepNext/>
-        <w:spacing w:before="280" w:after="80"/>
+        <w:spacing w:before="220" w:after="60"/>
       </w:pPr>
       <w:r>
         <w:rPr>
@@ -409,7 +407,7 @@
     <w:p>
       <w:pPr>
         <w:keepNext/>
-        <w:spacing w:before="280" w:after="80"/>
+        <w:spacing w:before="220" w:after="60"/>
       </w:pPr>
       <w:r>
         <w:rPr>
@@ -544,7 +542,7 @@
     <w:p>
       <w:pPr>
         <w:keepNext/>
-        <w:spacing w:before="280" w:after="80"/>
+        <w:spacing w:before="220" w:after="60"/>
       </w:pPr>
       <w:r>
         <w:rPr>
@@ -719,8 +717,7 @@
     <w:p>
       <w:pPr>
         <w:keepNext/>
-        <w:pageBreakBefore/>
-        <w:spacing w:before="360" w:after="120"/>
+        <w:spacing w:before="400" w:after="120"/>
       </w:pPr>
       <w:r>
         <w:rPr>
@@ -735,7 +732,7 @@
     <w:p>
       <w:pPr>
         <w:keepNext/>
-        <w:spacing w:before="280" w:after="80"/>
+        <w:spacing w:before="220" w:after="60"/>
       </w:pPr>
       <w:r>
         <w:rPr>
@@ -820,7 +817,7 @@
     <w:p>
       <w:pPr>
         <w:keepNext/>
-        <w:spacing w:before="280" w:after="80"/>
+        <w:spacing w:before="220" w:after="60"/>
       </w:pPr>
       <w:r>
         <w:rPr>
@@ -955,7 +952,7 @@
     <w:p>
       <w:pPr>
         <w:keepNext/>
-        <w:spacing w:before="160"/>
+        <w:spacing w:before="120" w:after="40"/>
         <w:jc w:val="center"/>
       </w:pPr>
       <w:r>
@@ -995,7 +992,7 @@
     </w:p>
     <w:p>
       <w:pPr>
-        <w:spacing w:after="180"/>
+        <w:spacing w:after="140"/>
         <w:jc w:val="center"/>
       </w:pPr>
       <w:r>
@@ -1011,7 +1008,7 @@
     <w:p>
       <w:pPr>
         <w:keepNext/>
-        <w:spacing w:before="280" w:after="80"/>
+        <w:spacing w:before="220" w:after="60"/>
       </w:pPr>
       <w:r>
         <w:rPr>
@@ -1136,7 +1133,7 @@
     <w:p>
       <w:pPr>
         <w:keepNext/>
-        <w:spacing w:before="360" w:after="120"/>
+        <w:spacing w:before="400" w:after="120"/>
       </w:pPr>
       <w:r>
         <w:rPr>
@@ -1150,7 +1147,7 @@
     </w:p>
     <w:p>
       <w:pPr>
-        <w:spacing w:after="120"/>
+        <w:spacing w:after="80"/>
       </w:pPr>
       <w:r>
         <w:rPr>
@@ -1175,7 +1172,7 @@
     </w:p>
     <w:p>
       <w:pPr>
-        <w:spacing w:after="120"/>
+        <w:spacing w:after="80"/>
       </w:pPr>
       <w:r>
         <w:rPr>
@@ -1220,7 +1217,7 @@
     </w:p>
     <w:p>
       <w:pPr>
-        <w:spacing w:after="120"/>
+        <w:spacing w:after="80"/>
       </w:pPr>
       <w:r>
         <w:rPr>

--- a/compendium/treasures_and_relics.docx
+++ b/compendium/treasures_and_relics.docx
@@ -98,6 +98,9 @@
       <w:pPr>
         <w:keepNext/>
         <w:spacing w:before="400" w:after="120"/>
+        <w:pBdr>
+          <w:bottom w:val="single" w:sz="6" w:space="4" w:color="B8860B"/>
+        </w:pBdr>
       </w:pPr>
       <w:r>
         <w:rPr>
@@ -243,6 +246,9 @@
       <w:pPr>
         <w:keepNext/>
         <w:spacing w:before="400" w:after="120"/>
+        <w:pBdr>
+          <w:bottom w:val="single" w:sz="6" w:space="4" w:color="B8860B"/>
+        </w:pBdr>
       </w:pPr>
       <w:r>
         <w:rPr>
@@ -718,6 +724,9 @@
       <w:pPr>
         <w:keepNext/>
         <w:spacing w:before="400" w:after="120"/>
+        <w:pBdr>
+          <w:bottom w:val="single" w:sz="6" w:space="4" w:color="B8860B"/>
+        </w:pBdr>
       </w:pPr>
       <w:r>
         <w:rPr>
@@ -1134,6 +1143,9 @@
       <w:pPr>
         <w:keepNext/>
         <w:spacing w:before="400" w:after="120"/>
+        <w:pBdr>
+          <w:bottom w:val="single" w:sz="6" w:space="4" w:color="B8860B"/>
+        </w:pBdr>
       </w:pPr>
       <w:r>
         <w:rPr>

--- a/compendium/treasures_and_relics.docx
+++ b/compendium/treasures_and_relics.docx
@@ -1753,7 +1753,7 @@
           <w:color w:val="222222"/>
           <w:sz w:val="21"/>
         </w:rPr>
-        <w:t xml:space="preserve"> The Shadow-Touched Rune Fragment (advantage vs fear, 1 hour); the Dark Fragment of Stormwatch Cliffs (crystallized chaos, evidence of sabotage); Terranox's stone fragments; beeswax earplugs that beat a monster's song; a bell-handled blue lantern from Pumpkin Row; Alwen's flasks of lucky seawater.</w:t>
+        <w:t xml:space="preserve"> The Shadow-Touched Rune Fragment (advantage vs fear, 1 hour); the Dark Fragment of Stormwatch Cliffs (crystallized chaos, evidence of sabotage); Terranox's stone fragments and the elemental mud samples of the Grove of Elemental Waters; beeswax earplugs that beat a monster's song; a bell-handled blue lantern from Pumpkin Row; Alwen's flasks of lucky seawater.</w:t>
       </w:r>
     </w:p>
     <w:p>

--- a/compendium/treasures_and_relics.docx
+++ b/compendium/treasures_and_relics.docx
@@ -1,6 +1,7 @@
 
 <file path=word/document.xml><?xml version="1.0" encoding="utf-8"?>
 <w:document xmlns:wpc="http://schemas.microsoft.com/office/word/2010/wordprocessingCanvas" xmlns:mo="http://schemas.microsoft.com/office/mac/office/2008/main" xmlns:mc="http://schemas.openxmlformats.org/markup-compatibility/2006" xmlns:mv="urn:schemas-microsoft-com:mac:vml" xmlns:o="urn:schemas-microsoft-com:office:office" xmlns:r="http://schemas.openxmlformats.org/officeDocument/2006/relationships" xmlns:m="http://schemas.openxmlformats.org/officeDocument/2006/math" xmlns:v="urn:schemas-microsoft-com:vml" xmlns:wp14="http://schemas.microsoft.com/office/word/2010/wordprocessingDrawing" xmlns:wp="http://schemas.openxmlformats.org/drawingml/2006/wordprocessingDrawing" xmlns:w10="urn:schemas-microsoft-com:office:word" xmlns:w="http://schemas.openxmlformats.org/wordprocessingml/2006/main" xmlns:w14="http://schemas.microsoft.com/office/word/2010/wordml" xmlns:wpg="http://schemas.microsoft.com/office/word/2010/wordprocessingGroup" xmlns:wpi="http://schemas.microsoft.com/office/word/2010/wordprocessingInk" xmlns:wne="http://schemas.microsoft.com/office/word/2006/wordml" xmlns:wps="http://schemas.microsoft.com/office/word/2010/wordprocessingShape" mc:Ignorable="w14 wp14">
+  <w:background w:color="F9F2E2"/>
   <w:body>
     <w:p>
       <w:pPr>
@@ -1815,7 +1816,7 @@
     <w:sectPr>
       <w:footerReference w:type="default" r:id="rId9"/>
       <w:pgSz w:w="12240" w:h="15840"/>
-      <w:pgMar w:top="1080" w:right="1440" w:bottom="1080" w:left="1440" w:header="720" w:footer="720" w:gutter="0"/>
+      <w:pgMar w:top="1080" w:right="1440" w:bottom="1300" w:left="1440" w:header="720" w:footer="720" w:gutter="0"/>
       <w:cols w:space="720"/>
       <w:docGrid w:linePitch="360"/>
     </w:sectPr>

--- a/compendium/treasures_and_relics.docx
+++ b/compendium/treasures_and_relics.docx
@@ -1597,7 +1597,7 @@
       <w:r>
         <w:drawing>
           <wp:inline xmlns:a="http://schemas.openxmlformats.org/drawingml/2006/main" xmlns:pic="http://schemas.openxmlformats.org/drawingml/2006/picture">
-            <wp:extent cx="3108960" cy="3108960"/>
+            <wp:extent cx="2377440" cy="2377440"/>
             <wp:docPr id="10" name="Picture 10"/>
             <wp:cNvGraphicFramePr>
               <a:graphicFrameLocks noChangeAspect="1"/>
@@ -1618,7 +1618,7 @@
                   <pic:spPr>
                     <a:xfrm>
                       <a:off x="0" y="0"/>
-                      <a:ext cx="3108960" cy="3108960"/>
+                      <a:ext cx="2377440" cy="2377440"/>
                     </a:xfrm>
                     <a:prstGeom prst="rect"/>
                   </pic:spPr>

--- a/compendium/treasures_and_relics.docx
+++ b/compendium/treasures_and_relics.docx
@@ -130,6 +130,52 @@
     </w:p>
     <w:p>
       <w:pPr>
+        <w:spacing w:after="0" w:before="0"/>
+      </w:pPr>
+      <w:r>
+        <w:drawing>
+          <wp:anchor xmlns:a="http://schemas.openxmlformats.org/drawingml/2006/main" behindDoc="0" distT="91440" distB="91440" distL="201600" distR="0" simplePos="0" locked="0" layoutInCell="1" allowOverlap="1" relativeHeight="2">
+            <wp:simplePos x="0" y="0"/>
+            <wp:positionH relativeFrom="column">
+              <wp:align>right</wp:align>
+            </wp:positionH>
+            <wp:positionV relativeFrom="paragraph">
+              <wp:posOffset>0</wp:posOffset>
+            </wp:positionV>
+            <wp:extent cx="2377440" cy="2377440"/>
+            <wp:effectExtent l="0" t="0" r="0" b="0"/>
+            <wp:wrapSquare wrapText="bothSides"/>
+            <wp:docPr id="1" name="Picture 1"/>
+            <wp:cNvGraphicFramePr/>
+            <a:graphic xmlns:pic="http://schemas.openxmlformats.org/drawingml/2006/picture">
+              <a:graphicData uri="http://schemas.openxmlformats.org/drawingml/2006/picture">
+                <pic:pic>
+                  <pic:nvPicPr>
+                    <pic:cNvPr id="0" name="image.jpg"/>
+                    <pic:cNvPicPr/>
+                  </pic:nvPicPr>
+                  <pic:blipFill>
+                    <a:blip r:embed="rId10"/>
+                    <a:stretch>
+                      <a:fillRect/>
+                    </a:stretch>
+                  </pic:blipFill>
+                  <pic:spPr>
+                    <a:xfrm>
+                      <a:off x="0" y="0"/>
+                      <a:ext cx="2377440" cy="2377440"/>
+                    </a:xfrm>
+                    <a:prstGeom prst="rect"/>
+                  </pic:spPr>
+                </pic:pic>
+              </a:graphicData>
+            </a:graphic>
+          </wp:anchor>
+        </w:drawing>
+      </w:r>
+    </w:p>
+    <w:p>
+      <w:pPr>
         <w:spacing w:after="80"/>
       </w:pPr>
       <w:r>
@@ -166,62 +212,6 @@
     <w:p>
       <w:pPr>
         <w:keepNext/>
-        <w:spacing w:before="120" w:after="40"/>
-        <w:jc w:val="center"/>
-      </w:pPr>
-      <w:r>
-        <w:drawing>
-          <wp:inline xmlns:a="http://schemas.openxmlformats.org/drawingml/2006/main" xmlns:pic="http://schemas.openxmlformats.org/drawingml/2006/picture">
-            <wp:extent cx="2743200" cy="2743200"/>
-            <wp:docPr id="1" name="Picture 1"/>
-            <wp:cNvGraphicFramePr>
-              <a:graphicFrameLocks noChangeAspect="1"/>
-            </wp:cNvGraphicFramePr>
-            <a:graphic>
-              <a:graphicData uri="http://schemas.openxmlformats.org/drawingml/2006/picture">
-                <pic:pic>
-                  <pic:nvPicPr>
-                    <pic:cNvPr id="0" name="image.jpg"/>
-                    <pic:cNvPicPr/>
-                  </pic:nvPicPr>
-                  <pic:blipFill>
-                    <a:blip r:embed="rId10"/>
-                    <a:stretch>
-                      <a:fillRect/>
-                    </a:stretch>
-                  </pic:blipFill>
-                  <pic:spPr>
-                    <a:xfrm>
-                      <a:off x="0" y="0"/>
-                      <a:ext cx="2743200" cy="2743200"/>
-                    </a:xfrm>
-                    <a:prstGeom prst="rect"/>
-                  </pic:spPr>
-                </pic:pic>
-              </a:graphicData>
-            </a:graphic>
-          </wp:inline>
-        </w:drawing>
-      </w:r>
-    </w:p>
-    <w:p>
-      <w:pPr>
-        <w:spacing w:after="140"/>
-        <w:jc w:val="center"/>
-      </w:pPr>
-      <w:r>
-        <w:rPr>
-          <w:rFonts w:ascii="Georgia" w:hAnsi="Georgia" w:cs="Georgia"/>
-          <w:i/>
-          <w:color w:val="888888"/>
-          <w:sz w:val="18"/>
-        </w:rPr>
-        <w:t>The Essence Sphere, a gatherer of loose motes.</w:t>
-      </w:r>
-    </w:p>
-    <w:p>
-      <w:pPr>
-        <w:keepNext/>
         <w:spacing w:before="220" w:after="60"/>
       </w:pPr>
       <w:r>
@@ -236,19 +226,24 @@
     </w:p>
     <w:p>
       <w:pPr>
-        <w:keepNext/>
-        <w:spacing w:before="120" w:after="40"/>
-        <w:jc w:val="center"/>
+        <w:spacing w:after="0" w:before="0"/>
       </w:pPr>
       <w:r>
         <w:drawing>
-          <wp:inline xmlns:a="http://schemas.openxmlformats.org/drawingml/2006/main" xmlns:pic="http://schemas.openxmlformats.org/drawingml/2006/picture">
-            <wp:extent cx="3108960" cy="3108960"/>
+          <wp:anchor xmlns:a="http://schemas.openxmlformats.org/drawingml/2006/main" behindDoc="0" distT="91440" distB="91440" distL="201600" distR="0" simplePos="0" locked="0" layoutInCell="1" allowOverlap="1" relativeHeight="2">
+            <wp:simplePos x="0" y="0"/>
+            <wp:positionH relativeFrom="column">
+              <wp:align>right</wp:align>
+            </wp:positionH>
+            <wp:positionV relativeFrom="paragraph">
+              <wp:posOffset>0</wp:posOffset>
+            </wp:positionV>
+            <wp:extent cx="2377440" cy="2377440"/>
+            <wp:effectExtent l="0" t="0" r="0" b="0"/>
+            <wp:wrapSquare wrapText="bothSides"/>
             <wp:docPr id="2" name="Picture 2"/>
-            <wp:cNvGraphicFramePr>
-              <a:graphicFrameLocks noChangeAspect="1"/>
-            </wp:cNvGraphicFramePr>
-            <a:graphic>
+            <wp:cNvGraphicFramePr/>
+            <a:graphic xmlns:pic="http://schemas.openxmlformats.org/drawingml/2006/picture">
               <a:graphicData uri="http://schemas.openxmlformats.org/drawingml/2006/picture">
                 <pic:pic>
                   <pic:nvPicPr>
@@ -264,30 +259,15 @@
                   <pic:spPr>
                     <a:xfrm>
                       <a:off x="0" y="0"/>
-                      <a:ext cx="3108960" cy="3108960"/>
+                      <a:ext cx="2377440" cy="2377440"/>
                     </a:xfrm>
                     <a:prstGeom prst="rect"/>
                   </pic:spPr>
                 </pic:pic>
               </a:graphicData>
             </a:graphic>
-          </wp:inline>
+          </wp:anchor>
         </w:drawing>
-      </w:r>
-    </w:p>
-    <w:p>
-      <w:pPr>
-        <w:spacing w:after="140"/>
-        <w:jc w:val="center"/>
-      </w:pPr>
-      <w:r>
-        <w:rPr>
-          <w:rFonts w:ascii="Georgia" w:hAnsi="Georgia" w:cs="Georgia"/>
-          <w:i/>
-          <w:color w:val="888888"/>
-          <w:sz w:val="18"/>
-        </w:rPr>
-        <w:t>The three enchanted potatoes: Healing, Transformation, Insight.</w:t>
       </w:r>
     </w:p>
     <w:p>
@@ -326,6 +306,11 @@
       </w:r>
     </w:p>
     <w:p>
+      <w:r>
+        <w:br w:type="page"/>
+      </w:r>
+    </w:p>
+    <w:p>
       <w:pPr>
         <w:keepNext/>
         <w:spacing w:before="220" w:after="60"/>
@@ -342,19 +327,24 @@
     </w:p>
     <w:p>
       <w:pPr>
-        <w:keepNext/>
-        <w:spacing w:before="120" w:after="40"/>
-        <w:jc w:val="center"/>
+        <w:spacing w:after="0" w:before="0"/>
       </w:pPr>
       <w:r>
         <w:drawing>
-          <wp:inline xmlns:a="http://schemas.openxmlformats.org/drawingml/2006/main" xmlns:pic="http://schemas.openxmlformats.org/drawingml/2006/picture">
-            <wp:extent cx="3108960" cy="3108960"/>
+          <wp:anchor xmlns:a="http://schemas.openxmlformats.org/drawingml/2006/main" behindDoc="0" distT="91440" distB="91440" distL="201600" distR="0" simplePos="0" locked="0" layoutInCell="1" allowOverlap="1" relativeHeight="2">
+            <wp:simplePos x="0" y="0"/>
+            <wp:positionH relativeFrom="column">
+              <wp:align>left</wp:align>
+            </wp:positionH>
+            <wp:positionV relativeFrom="paragraph">
+              <wp:posOffset>0</wp:posOffset>
+            </wp:positionV>
+            <wp:extent cx="2011680" cy="2011680"/>
+            <wp:effectExtent l="0" t="0" r="0" b="0"/>
+            <wp:wrapSquare wrapText="bothSides"/>
             <wp:docPr id="3" name="Picture 3"/>
-            <wp:cNvGraphicFramePr>
-              <a:graphicFrameLocks noChangeAspect="1"/>
-            </wp:cNvGraphicFramePr>
-            <a:graphic>
+            <wp:cNvGraphicFramePr/>
+            <a:graphic xmlns:pic="http://schemas.openxmlformats.org/drawingml/2006/picture">
               <a:graphicData uri="http://schemas.openxmlformats.org/drawingml/2006/picture">
                 <pic:pic>
                   <pic:nvPicPr>
@@ -370,30 +360,15 @@
                   <pic:spPr>
                     <a:xfrm>
                       <a:off x="0" y="0"/>
-                      <a:ext cx="3108960" cy="3108960"/>
+                      <a:ext cx="2011680" cy="2011680"/>
                     </a:xfrm>
                     <a:prstGeom prst="rect"/>
                   </pic:spPr>
                 </pic:pic>
               </a:graphicData>
             </a:graphic>
-          </wp:inline>
+          </wp:anchor>
         </w:drawing>
-      </w:r>
-    </w:p>
-    <w:p>
-      <w:pPr>
-        <w:spacing w:after="140"/>
-        <w:jc w:val="center"/>
-      </w:pPr>
-      <w:r>
-        <w:rPr>
-          <w:rFonts w:ascii="Georgia" w:hAnsi="Georgia" w:cs="Georgia"/>
-          <w:i/>
-          <w:color w:val="888888"/>
-          <w:sz w:val="18"/>
-        </w:rPr>
-        <w:t>Stabby's Idol, cold to the touch near a rift.</w:t>
       </w:r>
     </w:p>
     <w:p>
@@ -638,62 +613,6 @@
     <w:p>
       <w:pPr>
         <w:keepNext/>
-        <w:spacing w:before="120" w:after="40"/>
-        <w:jc w:val="center"/>
-      </w:pPr>
-      <w:r>
-        <w:drawing>
-          <wp:inline xmlns:a="http://schemas.openxmlformats.org/drawingml/2006/main" xmlns:pic="http://schemas.openxmlformats.org/drawingml/2006/picture">
-            <wp:extent cx="2377440" cy="2377440"/>
-            <wp:docPr id="5" name="Picture 5"/>
-            <wp:cNvGraphicFramePr>
-              <a:graphicFrameLocks noChangeAspect="1"/>
-            </wp:cNvGraphicFramePr>
-            <a:graphic>
-              <a:graphicData uri="http://schemas.openxmlformats.org/drawingml/2006/picture">
-                <pic:pic>
-                  <pic:nvPicPr>
-                    <pic:cNvPr id="0" name="image.jpg"/>
-                    <pic:cNvPicPr/>
-                  </pic:nvPicPr>
-                  <pic:blipFill>
-                    <a:blip r:embed="rId14"/>
-                    <a:stretch>
-                      <a:fillRect/>
-                    </a:stretch>
-                  </pic:blipFill>
-                  <pic:spPr>
-                    <a:xfrm>
-                      <a:off x="0" y="0"/>
-                      <a:ext cx="2377440" cy="2377440"/>
-                    </a:xfrm>
-                    <a:prstGeom prst="rect"/>
-                  </pic:spPr>
-                </pic:pic>
-              </a:graphicData>
-            </a:graphic>
-          </wp:inline>
-        </w:drawing>
-      </w:r>
-    </w:p>
-    <w:p>
-      <w:pPr>
-        <w:spacing w:after="140"/>
-        <w:jc w:val="center"/>
-      </w:pPr>
-      <w:r>
-        <w:rPr>
-          <w:rFonts w:ascii="Georgia" w:hAnsi="Georgia" w:cs="Georgia"/>
-          <w:i/>
-          <w:color w:val="888888"/>
-          <w:sz w:val="18"/>
-        </w:rPr>
-        <w:t>The Staff of Waking Constellations.</w:t>
-      </w:r>
-    </w:p>
-    <w:p>
-      <w:pPr>
-        <w:keepNext/>
         <w:spacing w:before="220" w:after="60"/>
       </w:pPr>
       <w:r>
@@ -824,62 +743,6 @@
           <w:sz w:val="18"/>
         </w:rPr>
         <w:t xml:space="preserve"> 1/day, no components. Its star sigil is cupped by a pair of wings.</w:t>
-      </w:r>
-    </w:p>
-    <w:p>
-      <w:pPr>
-        <w:keepNext/>
-        <w:spacing w:before="120" w:after="40"/>
-        <w:jc w:val="center"/>
-      </w:pPr>
-      <w:r>
-        <w:drawing>
-          <wp:inline xmlns:a="http://schemas.openxmlformats.org/drawingml/2006/main" xmlns:pic="http://schemas.openxmlformats.org/drawingml/2006/picture">
-            <wp:extent cx="2743200" cy="2743200"/>
-            <wp:docPr id="6" name="Picture 6"/>
-            <wp:cNvGraphicFramePr>
-              <a:graphicFrameLocks noChangeAspect="1"/>
-            </wp:cNvGraphicFramePr>
-            <a:graphic>
-              <a:graphicData uri="http://schemas.openxmlformats.org/drawingml/2006/picture">
-                <pic:pic>
-                  <pic:nvPicPr>
-                    <pic:cNvPr id="0" name="image.jpg"/>
-                    <pic:cNvPicPr/>
-                  </pic:nvPicPr>
-                  <pic:blipFill>
-                    <a:blip r:embed="rId15"/>
-                    <a:stretch>
-                      <a:fillRect/>
-                    </a:stretch>
-                  </pic:blipFill>
-                  <pic:spPr>
-                    <a:xfrm>
-                      <a:off x="0" y="0"/>
-                      <a:ext cx="2743200" cy="2743200"/>
-                    </a:xfrm>
-                    <a:prstGeom prst="rect"/>
-                  </pic:spPr>
-                </pic:pic>
-              </a:graphicData>
-            </a:graphic>
-          </wp:inline>
-        </w:drawing>
-      </w:r>
-    </w:p>
-    <w:p>
-      <w:pPr>
-        <w:spacing w:after="140"/>
-        <w:jc w:val="center"/>
-      </w:pPr>
-      <w:r>
-        <w:rPr>
-          <w:rFonts w:ascii="Georgia" w:hAnsi="Georgia" w:cs="Georgia"/>
-          <w:i/>
-          <w:color w:val="888888"/>
-          <w:sz w:val="18"/>
-        </w:rPr>
-        <w:t>The Sash of the Swift Current, rewoven.</w:t>
       </w:r>
     </w:p>
     <w:p>
@@ -1057,61 +920,216 @@
         <w:t>Near Ghostbloom, the core glows soft ghost-green, like a stage cue waiting for its moment.</w:t>
       </w:r>
     </w:p>
+    <w:tbl>
+      <w:tblPr>
+        <w:tblW w:type="auto" w:w="0"/>
+        <w:jc w:val="center"/>
+        <w:tblLayout w:type="fixed"/>
+        <w:tblLook w:firstColumn="1" w:firstRow="1" w:lastColumn="0" w:lastRow="0" w:noHBand="0" w:noVBand="1" w:val="04A0"/>
+      </w:tblPr>
+      <w:tblGrid>
+        <w:gridCol w:w="3120"/>
+        <w:gridCol w:w="3120"/>
+        <w:gridCol w:w="3120"/>
+      </w:tblGrid>
+      <w:tr>
+        <w:tc>
+          <w:tcPr>
+            <w:tcW w:type="dxa" w:w="3120"/>
+          </w:tcPr>
+          <w:p>
+            <w:pPr>
+              <w:jc w:val="center"/>
+            </w:pPr>
+            <w:r>
+              <w:drawing>
+                <wp:inline xmlns:a="http://schemas.openxmlformats.org/drawingml/2006/main" xmlns:pic="http://schemas.openxmlformats.org/drawingml/2006/picture">
+                  <wp:extent cx="1874519" cy="1874519"/>
+                  <wp:docPr id="5" name="Picture 5"/>
+                  <wp:cNvGraphicFramePr>
+                    <a:graphicFrameLocks noChangeAspect="1"/>
+                  </wp:cNvGraphicFramePr>
+                  <a:graphic>
+                    <a:graphicData uri="http://schemas.openxmlformats.org/drawingml/2006/picture">
+                      <pic:pic>
+                        <pic:nvPicPr>
+                          <pic:cNvPr id="0" name="image.jpg"/>
+                          <pic:cNvPicPr/>
+                        </pic:nvPicPr>
+                        <pic:blipFill>
+                          <a:blip r:embed="rId14"/>
+                          <a:stretch>
+                            <a:fillRect/>
+                          </a:stretch>
+                        </pic:blipFill>
+                        <pic:spPr>
+                          <a:xfrm>
+                            <a:off x="0" y="0"/>
+                            <a:ext cx="1874519" cy="1874519"/>
+                          </a:xfrm>
+                          <a:prstGeom prst="rect"/>
+                        </pic:spPr>
+                      </pic:pic>
+                    </a:graphicData>
+                  </a:graphic>
+                </wp:inline>
+              </w:drawing>
+            </w:r>
+          </w:p>
+        </w:tc>
+        <w:tc>
+          <w:tcPr>
+            <w:tcW w:type="dxa" w:w="3120"/>
+          </w:tcPr>
+          <w:p>
+            <w:pPr>
+              <w:jc w:val="center"/>
+            </w:pPr>
+            <w:r>
+              <w:drawing>
+                <wp:inline xmlns:a="http://schemas.openxmlformats.org/drawingml/2006/main" xmlns:pic="http://schemas.openxmlformats.org/drawingml/2006/picture">
+                  <wp:extent cx="1874519" cy="1874519"/>
+                  <wp:docPr id="6" name="Picture 6"/>
+                  <wp:cNvGraphicFramePr>
+                    <a:graphicFrameLocks noChangeAspect="1"/>
+                  </wp:cNvGraphicFramePr>
+                  <a:graphic>
+                    <a:graphicData uri="http://schemas.openxmlformats.org/drawingml/2006/picture">
+                      <pic:pic>
+                        <pic:nvPicPr>
+                          <pic:cNvPr id="0" name="image.jpg"/>
+                          <pic:cNvPicPr/>
+                        </pic:nvPicPr>
+                        <pic:blipFill>
+                          <a:blip r:embed="rId15"/>
+                          <a:stretch>
+                            <a:fillRect/>
+                          </a:stretch>
+                        </pic:blipFill>
+                        <pic:spPr>
+                          <a:xfrm>
+                            <a:off x="0" y="0"/>
+                            <a:ext cx="1874519" cy="1874519"/>
+                          </a:xfrm>
+                          <a:prstGeom prst="rect"/>
+                        </pic:spPr>
+                      </pic:pic>
+                    </a:graphicData>
+                  </a:graphic>
+                </wp:inline>
+              </w:drawing>
+            </w:r>
+          </w:p>
+        </w:tc>
+        <w:tc>
+          <w:tcPr>
+            <w:tcW w:type="dxa" w:w="3120"/>
+          </w:tcPr>
+          <w:p>
+            <w:pPr>
+              <w:jc w:val="center"/>
+            </w:pPr>
+            <w:r>
+              <w:drawing>
+                <wp:inline xmlns:a="http://schemas.openxmlformats.org/drawingml/2006/main" xmlns:pic="http://schemas.openxmlformats.org/drawingml/2006/picture">
+                  <wp:extent cx="1874519" cy="1874519"/>
+                  <wp:docPr id="7" name="Picture 7"/>
+                  <wp:cNvGraphicFramePr>
+                    <a:graphicFrameLocks noChangeAspect="1"/>
+                  </wp:cNvGraphicFramePr>
+                  <a:graphic>
+                    <a:graphicData uri="http://schemas.openxmlformats.org/drawingml/2006/picture">
+                      <pic:pic>
+                        <pic:nvPicPr>
+                          <pic:cNvPr id="0" name="image.jpg"/>
+                          <pic:cNvPicPr/>
+                        </pic:nvPicPr>
+                        <pic:blipFill>
+                          <a:blip r:embed="rId16"/>
+                          <a:stretch>
+                            <a:fillRect/>
+                          </a:stretch>
+                        </pic:blipFill>
+                        <pic:spPr>
+                          <a:xfrm>
+                            <a:off x="0" y="0"/>
+                            <a:ext cx="1874519" cy="1874519"/>
+                          </a:xfrm>
+                          <a:prstGeom prst="rect"/>
+                        </pic:spPr>
+                      </pic:pic>
+                    </a:graphicData>
+                  </a:graphic>
+                </wp:inline>
+              </w:drawing>
+            </w:r>
+          </w:p>
+        </w:tc>
+      </w:tr>
+      <w:tr>
+        <w:tc>
+          <w:tcPr>
+            <w:tcW w:type="dxa" w:w="3120"/>
+          </w:tcPr>
+          <w:p>
+            <w:pPr>
+              <w:jc w:val="center"/>
+            </w:pPr>
+            <w:r>
+              <w:rPr>
+                <w:rFonts w:ascii="Georgia" w:hAnsi="Georgia" w:cs="Georgia"/>
+                <w:i/>
+                <w:color w:val="888888"/>
+                <w:sz w:val="18"/>
+              </w:rPr>
+              <w:t>The Staff of Waking Constellations.</w:t>
+            </w:r>
+          </w:p>
+        </w:tc>
+        <w:tc>
+          <w:tcPr>
+            <w:tcW w:type="dxa" w:w="3120"/>
+          </w:tcPr>
+          <w:p>
+            <w:pPr>
+              <w:jc w:val="center"/>
+            </w:pPr>
+            <w:r>
+              <w:rPr>
+                <w:rFonts w:ascii="Georgia" w:hAnsi="Georgia" w:cs="Georgia"/>
+                <w:i/>
+                <w:color w:val="888888"/>
+                <w:sz w:val="18"/>
+              </w:rPr>
+              <w:t>The Sash of the Swift Current, rewoven.</w:t>
+            </w:r>
+          </w:p>
+        </w:tc>
+        <w:tc>
+          <w:tcPr>
+            <w:tcW w:type="dxa" w:w="3120"/>
+          </w:tcPr>
+          <w:p>
+            <w:pPr>
+              <w:jc w:val="center"/>
+            </w:pPr>
+            <w:r>
+              <w:rPr>
+                <w:rFonts w:ascii="Georgia" w:hAnsi="Georgia" w:cs="Georgia"/>
+                <w:i/>
+                <w:color w:val="888888"/>
+                <w:sz w:val="18"/>
+              </w:rPr>
+              <w:t>Lilly with the Pocket Dynamo.</w:t>
+            </w:r>
+          </w:p>
+        </w:tc>
+      </w:tr>
+    </w:tbl>
     <w:p>
       <w:pPr>
-        <w:keepNext/>
-        <w:spacing w:before="120" w:after="40"/>
-        <w:jc w:val="center"/>
+        <w:spacing w:after="80"/>
       </w:pPr>
-      <w:r>
-        <w:drawing>
-          <wp:inline xmlns:a="http://schemas.openxmlformats.org/drawingml/2006/main" xmlns:pic="http://schemas.openxmlformats.org/drawingml/2006/picture">
-            <wp:extent cx="3108960" cy="3108960"/>
-            <wp:docPr id="7" name="Picture 7"/>
-            <wp:cNvGraphicFramePr>
-              <a:graphicFrameLocks noChangeAspect="1"/>
-            </wp:cNvGraphicFramePr>
-            <a:graphic>
-              <a:graphicData uri="http://schemas.openxmlformats.org/drawingml/2006/picture">
-                <pic:pic>
-                  <pic:nvPicPr>
-                    <pic:cNvPr id="0" name="image.jpg"/>
-                    <pic:cNvPicPr/>
-                  </pic:nvPicPr>
-                  <pic:blipFill>
-                    <a:blip r:embed="rId16"/>
-                    <a:stretch>
-                      <a:fillRect/>
-                    </a:stretch>
-                  </pic:blipFill>
-                  <pic:spPr>
-                    <a:xfrm>
-                      <a:off x="0" y="0"/>
-                      <a:ext cx="3108960" cy="3108960"/>
-                    </a:xfrm>
-                    <a:prstGeom prst="rect"/>
-                  </pic:spPr>
-                </pic:pic>
-              </a:graphicData>
-            </a:graphic>
-          </wp:inline>
-        </w:drawing>
-      </w:r>
-    </w:p>
-    <w:p>
-      <w:pPr>
-        <w:spacing w:after="140"/>
-        <w:jc w:val="center"/>
-      </w:pPr>
-      <w:r>
-        <w:rPr>
-          <w:rFonts w:ascii="Georgia" w:hAnsi="Georgia" w:cs="Georgia"/>
-          <w:i/>
-          <w:color w:val="888888"/>
-          <w:sz w:val="18"/>
-        </w:rPr>
-        <w:t>Lilly with the Pocket Dynamo and its brass frame.</w:t>
-      </w:r>
     </w:p>
     <w:p>
       <w:pPr>
@@ -1214,62 +1232,6 @@
           <w:sz w:val="18"/>
         </w:rPr>
         <w:t xml:space="preserve"> +1d8 frost to one spell damage roll cast through it; +2 frost on spell damage.</w:t>
-      </w:r>
-    </w:p>
-    <w:p>
-      <w:pPr>
-        <w:keepNext/>
-        <w:spacing w:before="120" w:after="40"/>
-        <w:jc w:val="center"/>
-      </w:pPr>
-      <w:r>
-        <w:drawing>
-          <wp:inline xmlns:a="http://schemas.openxmlformats.org/drawingml/2006/main" xmlns:pic="http://schemas.openxmlformats.org/drawingml/2006/picture">
-            <wp:extent cx="2743200" cy="2743200"/>
-            <wp:docPr id="8" name="Picture 8"/>
-            <wp:cNvGraphicFramePr>
-              <a:graphicFrameLocks noChangeAspect="1"/>
-            </wp:cNvGraphicFramePr>
-            <a:graphic>
-              <a:graphicData uri="http://schemas.openxmlformats.org/drawingml/2006/picture">
-                <pic:pic>
-                  <pic:nvPicPr>
-                    <pic:cNvPr id="0" name="image.jpg"/>
-                    <pic:cNvPicPr/>
-                  </pic:nvPicPr>
-                  <pic:blipFill>
-                    <a:blip r:embed="rId17"/>
-                    <a:stretch>
-                      <a:fillRect/>
-                    </a:stretch>
-                  </pic:blipFill>
-                  <pic:spPr>
-                    <a:xfrm>
-                      <a:off x="0" y="0"/>
-                      <a:ext cx="2743200" cy="2743200"/>
-                    </a:xfrm>
-                    <a:prstGeom prst="rect"/>
-                  </pic:spPr>
-                </pic:pic>
-              </a:graphicData>
-            </a:graphic>
-          </wp:inline>
-        </w:drawing>
-      </w:r>
-    </w:p>
-    <w:p>
-      <w:pPr>
-        <w:spacing w:after="140"/>
-        <w:jc w:val="center"/>
-      </w:pPr>
-      <w:r>
-        <w:rPr>
-          <w:rFonts w:ascii="Georgia" w:hAnsi="Georgia" w:cs="Georgia"/>
-          <w:i/>
-          <w:color w:val="888888"/>
-          <w:sz w:val="18"/>
-        </w:rPr>
-        <w:t>The Frostbite Shard Dagger, ice that never melts.</w:t>
       </w:r>
     </w:p>
     <w:p>
@@ -1410,62 +1372,6 @@
     <w:p>
       <w:pPr>
         <w:keepNext/>
-        <w:spacing w:before="120" w:after="40"/>
-        <w:jc w:val="center"/>
-      </w:pPr>
-      <w:r>
-        <w:drawing>
-          <wp:inline xmlns:a="http://schemas.openxmlformats.org/drawingml/2006/main" xmlns:pic="http://schemas.openxmlformats.org/drawingml/2006/picture">
-            <wp:extent cx="2743200" cy="2743200"/>
-            <wp:docPr id="9" name="Picture 9"/>
-            <wp:cNvGraphicFramePr>
-              <a:graphicFrameLocks noChangeAspect="1"/>
-            </wp:cNvGraphicFramePr>
-            <a:graphic>
-              <a:graphicData uri="http://schemas.openxmlformats.org/drawingml/2006/picture">
-                <pic:pic>
-                  <pic:nvPicPr>
-                    <pic:cNvPr id="0" name="image.jpg"/>
-                    <pic:cNvPicPr/>
-                  </pic:nvPicPr>
-                  <pic:blipFill>
-                    <a:blip r:embed="rId18"/>
-                    <a:stretch>
-                      <a:fillRect/>
-                    </a:stretch>
-                  </pic:blipFill>
-                  <pic:spPr>
-                    <a:xfrm>
-                      <a:off x="0" y="0"/>
-                      <a:ext cx="2743200" cy="2743200"/>
-                    </a:xfrm>
-                    <a:prstGeom prst="rect"/>
-                  </pic:spPr>
-                </pic:pic>
-              </a:graphicData>
-            </a:graphic>
-          </wp:inline>
-        </w:drawing>
-      </w:r>
-    </w:p>
-    <w:p>
-      <w:pPr>
-        <w:spacing w:after="140"/>
-        <w:jc w:val="center"/>
-      </w:pPr>
-      <w:r>
-        <w:rPr>
-          <w:rFonts w:ascii="Georgia" w:hAnsi="Georgia" w:cs="Georgia"/>
-          <w:i/>
-          <w:color w:val="888888"/>
-          <w:sz w:val="18"/>
-        </w:rPr>
-        <w:t>The Amulet of Guiding Light.</w:t>
-      </w:r>
-    </w:p>
-    <w:p>
-      <w:pPr>
-        <w:keepNext/>
         <w:spacing w:before="220" w:after="60"/>
       </w:pPr>
       <w:r>
@@ -1588,61 +1494,216 @@
         <w:t>Destined to become a Bloodfang heirloom when the Nichirin blade comes.</w:t>
       </w:r>
     </w:p>
+    <w:tbl>
+      <w:tblPr>
+        <w:tblW w:type="auto" w:w="0"/>
+        <w:jc w:val="center"/>
+        <w:tblLayout w:type="fixed"/>
+        <w:tblLook w:firstColumn="1" w:firstRow="1" w:lastColumn="0" w:lastRow="0" w:noHBand="0" w:noVBand="1" w:val="04A0"/>
+      </w:tblPr>
+      <w:tblGrid>
+        <w:gridCol w:w="3120"/>
+        <w:gridCol w:w="3120"/>
+        <w:gridCol w:w="3120"/>
+      </w:tblGrid>
+      <w:tr>
+        <w:tc>
+          <w:tcPr>
+            <w:tcW w:type="dxa" w:w="3120"/>
+          </w:tcPr>
+          <w:p>
+            <w:pPr>
+              <w:jc w:val="center"/>
+            </w:pPr>
+            <w:r>
+              <w:drawing>
+                <wp:inline xmlns:a="http://schemas.openxmlformats.org/drawingml/2006/main" xmlns:pic="http://schemas.openxmlformats.org/drawingml/2006/picture">
+                  <wp:extent cx="1874519" cy="1874519"/>
+                  <wp:docPr id="8" name="Picture 8"/>
+                  <wp:cNvGraphicFramePr>
+                    <a:graphicFrameLocks noChangeAspect="1"/>
+                  </wp:cNvGraphicFramePr>
+                  <a:graphic>
+                    <a:graphicData uri="http://schemas.openxmlformats.org/drawingml/2006/picture">
+                      <pic:pic>
+                        <pic:nvPicPr>
+                          <pic:cNvPr id="0" name="image.jpg"/>
+                          <pic:cNvPicPr/>
+                        </pic:nvPicPr>
+                        <pic:blipFill>
+                          <a:blip r:embed="rId17"/>
+                          <a:stretch>
+                            <a:fillRect/>
+                          </a:stretch>
+                        </pic:blipFill>
+                        <pic:spPr>
+                          <a:xfrm>
+                            <a:off x="0" y="0"/>
+                            <a:ext cx="1874519" cy="1874519"/>
+                          </a:xfrm>
+                          <a:prstGeom prst="rect"/>
+                        </pic:spPr>
+                      </pic:pic>
+                    </a:graphicData>
+                  </a:graphic>
+                </wp:inline>
+              </w:drawing>
+            </w:r>
+          </w:p>
+        </w:tc>
+        <w:tc>
+          <w:tcPr>
+            <w:tcW w:type="dxa" w:w="3120"/>
+          </w:tcPr>
+          <w:p>
+            <w:pPr>
+              <w:jc w:val="center"/>
+            </w:pPr>
+            <w:r>
+              <w:drawing>
+                <wp:inline xmlns:a="http://schemas.openxmlformats.org/drawingml/2006/main" xmlns:pic="http://schemas.openxmlformats.org/drawingml/2006/picture">
+                  <wp:extent cx="1874519" cy="1874519"/>
+                  <wp:docPr id="9" name="Picture 9"/>
+                  <wp:cNvGraphicFramePr>
+                    <a:graphicFrameLocks noChangeAspect="1"/>
+                  </wp:cNvGraphicFramePr>
+                  <a:graphic>
+                    <a:graphicData uri="http://schemas.openxmlformats.org/drawingml/2006/picture">
+                      <pic:pic>
+                        <pic:nvPicPr>
+                          <pic:cNvPr id="0" name="image.jpg"/>
+                          <pic:cNvPicPr/>
+                        </pic:nvPicPr>
+                        <pic:blipFill>
+                          <a:blip r:embed="rId18"/>
+                          <a:stretch>
+                            <a:fillRect/>
+                          </a:stretch>
+                        </pic:blipFill>
+                        <pic:spPr>
+                          <a:xfrm>
+                            <a:off x="0" y="0"/>
+                            <a:ext cx="1874519" cy="1874519"/>
+                          </a:xfrm>
+                          <a:prstGeom prst="rect"/>
+                        </pic:spPr>
+                      </pic:pic>
+                    </a:graphicData>
+                  </a:graphic>
+                </wp:inline>
+              </w:drawing>
+            </w:r>
+          </w:p>
+        </w:tc>
+        <w:tc>
+          <w:tcPr>
+            <w:tcW w:type="dxa" w:w="3120"/>
+          </w:tcPr>
+          <w:p>
+            <w:pPr>
+              <w:jc w:val="center"/>
+            </w:pPr>
+            <w:r>
+              <w:drawing>
+                <wp:inline xmlns:a="http://schemas.openxmlformats.org/drawingml/2006/main" xmlns:pic="http://schemas.openxmlformats.org/drawingml/2006/picture">
+                  <wp:extent cx="1874519" cy="1874519"/>
+                  <wp:docPr id="10" name="Picture 10"/>
+                  <wp:cNvGraphicFramePr>
+                    <a:graphicFrameLocks noChangeAspect="1"/>
+                  </wp:cNvGraphicFramePr>
+                  <a:graphic>
+                    <a:graphicData uri="http://schemas.openxmlformats.org/drawingml/2006/picture">
+                      <pic:pic>
+                        <pic:nvPicPr>
+                          <pic:cNvPr id="0" name="image.jpg"/>
+                          <pic:cNvPicPr/>
+                        </pic:nvPicPr>
+                        <pic:blipFill>
+                          <a:blip r:embed="rId19"/>
+                          <a:stretch>
+                            <a:fillRect/>
+                          </a:stretch>
+                        </pic:blipFill>
+                        <pic:spPr>
+                          <a:xfrm>
+                            <a:off x="0" y="0"/>
+                            <a:ext cx="1874519" cy="1874519"/>
+                          </a:xfrm>
+                          <a:prstGeom prst="rect"/>
+                        </pic:spPr>
+                      </pic:pic>
+                    </a:graphicData>
+                  </a:graphic>
+                </wp:inline>
+              </w:drawing>
+            </w:r>
+          </w:p>
+        </w:tc>
+      </w:tr>
+      <w:tr>
+        <w:tc>
+          <w:tcPr>
+            <w:tcW w:type="dxa" w:w="3120"/>
+          </w:tcPr>
+          <w:p>
+            <w:pPr>
+              <w:jc w:val="center"/>
+            </w:pPr>
+            <w:r>
+              <w:rPr>
+                <w:rFonts w:ascii="Georgia" w:hAnsi="Georgia" w:cs="Georgia"/>
+                <w:i/>
+                <w:color w:val="888888"/>
+                <w:sz w:val="18"/>
+              </w:rPr>
+              <w:t>The Frostbite Shard Dagger.</w:t>
+            </w:r>
+          </w:p>
+        </w:tc>
+        <w:tc>
+          <w:tcPr>
+            <w:tcW w:type="dxa" w:w="3120"/>
+          </w:tcPr>
+          <w:p>
+            <w:pPr>
+              <w:jc w:val="center"/>
+            </w:pPr>
+            <w:r>
+              <w:rPr>
+                <w:rFonts w:ascii="Georgia" w:hAnsi="Georgia" w:cs="Georgia"/>
+                <w:i/>
+                <w:color w:val="888888"/>
+                <w:sz w:val="18"/>
+              </w:rPr>
+              <w:t>The Amulet of Guiding Light.</w:t>
+            </w:r>
+          </w:p>
+        </w:tc>
+        <w:tc>
+          <w:tcPr>
+            <w:tcW w:type="dxa" w:w="3120"/>
+          </w:tcPr>
+          <w:p>
+            <w:pPr>
+              <w:jc w:val="center"/>
+            </w:pPr>
+            <w:r>
+              <w:rPr>
+                <w:rFonts w:ascii="Georgia" w:hAnsi="Georgia" w:cs="Georgia"/>
+                <w:i/>
+                <w:color w:val="888888"/>
+                <w:sz w:val="18"/>
+              </w:rPr>
+              <w:t>The Candyfang Katana.</w:t>
+            </w:r>
+          </w:p>
+        </w:tc>
+      </w:tr>
+    </w:tbl>
     <w:p>
       <w:pPr>
-        <w:keepNext/>
-        <w:spacing w:before="120" w:after="40"/>
-        <w:jc w:val="center"/>
+        <w:spacing w:after="80"/>
       </w:pPr>
-      <w:r>
-        <w:drawing>
-          <wp:inline xmlns:a="http://schemas.openxmlformats.org/drawingml/2006/main" xmlns:pic="http://schemas.openxmlformats.org/drawingml/2006/picture">
-            <wp:extent cx="2377440" cy="2377440"/>
-            <wp:docPr id="10" name="Picture 10"/>
-            <wp:cNvGraphicFramePr>
-              <a:graphicFrameLocks noChangeAspect="1"/>
-            </wp:cNvGraphicFramePr>
-            <a:graphic>
-              <a:graphicData uri="http://schemas.openxmlformats.org/drawingml/2006/picture">
-                <pic:pic>
-                  <pic:nvPicPr>
-                    <pic:cNvPr id="0" name="image.jpg"/>
-                    <pic:cNvPicPr/>
-                  </pic:nvPicPr>
-                  <pic:blipFill>
-                    <a:blip r:embed="rId19"/>
-                    <a:stretch>
-                      <a:fillRect/>
-                    </a:stretch>
-                  </pic:blipFill>
-                  <pic:spPr>
-                    <a:xfrm>
-                      <a:off x="0" y="0"/>
-                      <a:ext cx="2377440" cy="2377440"/>
-                    </a:xfrm>
-                    <a:prstGeom prst="rect"/>
-                  </pic:spPr>
-                </pic:pic>
-              </a:graphicData>
-            </a:graphic>
-          </wp:inline>
-        </w:drawing>
-      </w:r>
-    </w:p>
-    <w:p>
-      <w:pPr>
-        <w:spacing w:after="140"/>
-        <w:jc w:val="center"/>
-      </w:pPr>
-      <w:r>
-        <w:rPr>
-          <w:rFonts w:ascii="Georgia" w:hAnsi="Georgia" w:cs="Georgia"/>
-          <w:i/>
-          <w:color w:val="888888"/>
-          <w:sz w:val="18"/>
-        </w:rPr>
-        <w:t>The Candyfang Katana, candy-cane steel.</w:t>
-      </w:r>
     </w:p>
     <w:p>
       <w:pPr>
@@ -1660,6 +1721,52 @@
           <w:sz w:val="32"/>
         </w:rPr>
         <w:t>Boons, Baubles &amp; Blessings</w:t>
+      </w:r>
+    </w:p>
+    <w:p>
+      <w:pPr>
+        <w:spacing w:after="0" w:before="0"/>
+      </w:pPr>
+      <w:r>
+        <w:drawing>
+          <wp:anchor xmlns:a="http://schemas.openxmlformats.org/drawingml/2006/main" behindDoc="0" distT="91440" distB="91440" distL="201600" distR="0" simplePos="0" locked="0" layoutInCell="1" allowOverlap="1" relativeHeight="2">
+            <wp:simplePos x="0" y="0"/>
+            <wp:positionH relativeFrom="column">
+              <wp:align>right</wp:align>
+            </wp:positionH>
+            <wp:positionV relativeFrom="paragraph">
+              <wp:posOffset>0</wp:posOffset>
+            </wp:positionV>
+            <wp:extent cx="1828800" cy="1828800"/>
+            <wp:effectExtent l="0" t="0" r="0" b="0"/>
+            <wp:wrapSquare wrapText="bothSides"/>
+            <wp:docPr id="11" name="Picture 11"/>
+            <wp:cNvGraphicFramePr/>
+            <a:graphic xmlns:pic="http://schemas.openxmlformats.org/drawingml/2006/picture">
+              <a:graphicData uri="http://schemas.openxmlformats.org/drawingml/2006/picture">
+                <pic:pic>
+                  <pic:nvPicPr>
+                    <pic:cNvPr id="0" name="image.jpg"/>
+                    <pic:cNvPicPr/>
+                  </pic:nvPicPr>
+                  <pic:blipFill>
+                    <a:blip r:embed="rId20"/>
+                    <a:stretch>
+                      <a:fillRect/>
+                    </a:stretch>
+                  </pic:blipFill>
+                  <pic:spPr>
+                    <a:xfrm>
+                      <a:off x="0" y="0"/>
+                      <a:ext cx="1828800" cy="1828800"/>
+                    </a:xfrm>
+                    <a:prstGeom prst="rect"/>
+                  </pic:spPr>
+                </pic:pic>
+              </a:graphicData>
+            </a:graphic>
+          </wp:anchor>
+        </w:drawing>
       </w:r>
     </w:p>
     <w:p>
@@ -1755,62 +1862,6 @@
           <w:sz w:val="21"/>
         </w:rPr>
         <w:t xml:space="preserve"> The Shadow-Touched Rune Fragment (advantage vs fear, 1 hour); the Dark Fragment of Stormwatch Cliffs (crystallized chaos, evidence of sabotage); Terranox's stone fragments and the elemental mud samples of the Grove of Elemental Waters; beeswax earplugs that beat a monster's song; a bell-handled blue lantern from Pumpkin Row; Alwen's flasks of lucky seawater.</w:t>
-      </w:r>
-    </w:p>
-    <w:p>
-      <w:pPr>
-        <w:keepNext/>
-        <w:spacing w:before="120" w:after="40"/>
-        <w:jc w:val="center"/>
-      </w:pPr>
-      <w:r>
-        <w:drawing>
-          <wp:inline xmlns:a="http://schemas.openxmlformats.org/drawingml/2006/main" xmlns:pic="http://schemas.openxmlformats.org/drawingml/2006/picture">
-            <wp:extent cx="2011680" cy="2011680"/>
-            <wp:docPr id="11" name="Picture 11"/>
-            <wp:cNvGraphicFramePr>
-              <a:graphicFrameLocks noChangeAspect="1"/>
-            </wp:cNvGraphicFramePr>
-            <a:graphic>
-              <a:graphicData uri="http://schemas.openxmlformats.org/drawingml/2006/picture">
-                <pic:pic>
-                  <pic:nvPicPr>
-                    <pic:cNvPr id="0" name="image.jpg"/>
-                    <pic:cNvPicPr/>
-                  </pic:nvPicPr>
-                  <pic:blipFill>
-                    <a:blip r:embed="rId20"/>
-                    <a:stretch>
-                      <a:fillRect/>
-                    </a:stretch>
-                  </pic:blipFill>
-                  <pic:spPr>
-                    <a:xfrm>
-                      <a:off x="0" y="0"/>
-                      <a:ext cx="2011680" cy="2011680"/>
-                    </a:xfrm>
-                    <a:prstGeom prst="rect"/>
-                  </pic:spPr>
-                </pic:pic>
-              </a:graphicData>
-            </a:graphic>
-          </wp:inline>
-        </w:drawing>
-      </w:r>
-    </w:p>
-    <w:p>
-      <w:pPr>
-        <w:spacing w:after="140"/>
-        <w:jc w:val="center"/>
-      </w:pPr>
-      <w:r>
-        <w:rPr>
-          <w:rFonts w:ascii="Georgia" w:hAnsi="Georgia" w:cs="Georgia"/>
-          <w:i/>
-          <w:color w:val="888888"/>
-          <w:sz w:val="18"/>
-        </w:rPr>
-        <w:t>A frost-bound carol tablet, the Winter Bells' song set in stone.</w:t>
       </w:r>
     </w:p>
     <w:sectPr>

--- a/compendium/treasures_and_relics.docx
+++ b/compendium/treasures_and_relics.docx
@@ -134,7 +134,7 @@
       </w:pPr>
       <w:r>
         <w:drawing>
-          <wp:anchor xmlns:a="http://schemas.openxmlformats.org/drawingml/2006/main" behindDoc="0" distT="91440" distB="91440" distL="201600" distR="0" simplePos="0" locked="0" layoutInCell="1" allowOverlap="1" relativeHeight="2">
+          <wp:anchor xmlns:a="http://schemas.openxmlformats.org/drawingml/2006/main" behindDoc="0" distT="91440" distB="91440" distL="201600" distR="0" simplePos="0" locked="0" layoutInCell="1" allowOverlap="0" relativeHeight="2">
             <wp:simplePos x="0" y="0"/>
             <wp:positionH relativeFrom="column">
               <wp:align>right</wp:align>
@@ -230,7 +230,7 @@
       </w:pPr>
       <w:r>
         <w:drawing>
-          <wp:anchor xmlns:a="http://schemas.openxmlformats.org/drawingml/2006/main" behindDoc="0" distT="91440" distB="91440" distL="201600" distR="0" simplePos="0" locked="0" layoutInCell="1" allowOverlap="1" relativeHeight="2">
+          <wp:anchor xmlns:a="http://schemas.openxmlformats.org/drawingml/2006/main" behindDoc="0" distT="91440" distB="91440" distL="201600" distR="0" simplePos="0" locked="0" layoutInCell="1" allowOverlap="0" relativeHeight="2">
             <wp:simplePos x="0" y="0"/>
             <wp:positionH relativeFrom="column">
               <wp:align>right</wp:align>
@@ -331,7 +331,7 @@
       </w:pPr>
       <w:r>
         <w:drawing>
-          <wp:anchor xmlns:a="http://schemas.openxmlformats.org/drawingml/2006/main" behindDoc="0" distT="91440" distB="91440" distL="201600" distR="0" simplePos="0" locked="0" layoutInCell="1" allowOverlap="1" relativeHeight="2">
+          <wp:anchor xmlns:a="http://schemas.openxmlformats.org/drawingml/2006/main" behindDoc="0" distT="91440" distB="91440" distL="201600" distR="0" simplePos="0" locked="0" layoutInCell="1" allowOverlap="0" relativeHeight="2">
             <wp:simplePos x="0" y="0"/>
             <wp:positionH relativeFrom="column">
               <wp:align>left</wp:align>
@@ -1729,7 +1729,7 @@
       </w:pPr>
       <w:r>
         <w:drawing>
-          <wp:anchor xmlns:a="http://schemas.openxmlformats.org/drawingml/2006/main" behindDoc="0" distT="91440" distB="91440" distL="201600" distR="0" simplePos="0" locked="0" layoutInCell="1" allowOverlap="1" relativeHeight="2">
+          <wp:anchor xmlns:a="http://schemas.openxmlformats.org/drawingml/2006/main" behindDoc="0" distT="91440" distB="91440" distL="201600" distR="0" simplePos="0" locked="0" layoutInCell="1" allowOverlap="0" relativeHeight="2">
             <wp:simplePos x="0" y="0"/>
             <wp:positionH relativeFrom="column">
               <wp:align>right</wp:align>

--- a/compendium/treasures_and_relics.docx
+++ b/compendium/treasures_and_relics.docx
@@ -134,7 +134,7 @@
       </w:pPr>
       <w:r>
         <w:drawing>
-          <wp:anchor xmlns:a="http://schemas.openxmlformats.org/drawingml/2006/main" behindDoc="0" distT="91440" distB="91440" distL="201600" distR="0" simplePos="0" locked="0" layoutInCell="1" allowOverlap="0" relativeHeight="2">
+          <wp:anchor xmlns:a="http://schemas.openxmlformats.org/drawingml/2006/main" behindDoc="0" distT="91440" distB="100584" distL="201600" distR="201600" simplePos="0" locked="0" layoutInCell="1" allowOverlap="0" relativeHeight="2">
             <wp:simplePos x="0" y="0"/>
             <wp:positionH relativeFrom="column">
               <wp:align>right</wp:align>
@@ -230,7 +230,7 @@
       </w:pPr>
       <w:r>
         <w:drawing>
-          <wp:anchor xmlns:a="http://schemas.openxmlformats.org/drawingml/2006/main" behindDoc="0" distT="91440" distB="91440" distL="201600" distR="0" simplePos="0" locked="0" layoutInCell="1" allowOverlap="0" relativeHeight="2">
+          <wp:anchor xmlns:a="http://schemas.openxmlformats.org/drawingml/2006/main" behindDoc="0" distT="91440" distB="100584" distL="201600" distR="201600" simplePos="0" locked="0" layoutInCell="1" allowOverlap="0" relativeHeight="2">
             <wp:simplePos x="0" y="0"/>
             <wp:positionH relativeFrom="column">
               <wp:align>right</wp:align>
@@ -331,7 +331,7 @@
       </w:pPr>
       <w:r>
         <w:drawing>
-          <wp:anchor xmlns:a="http://schemas.openxmlformats.org/drawingml/2006/main" behindDoc="0" distT="91440" distB="91440" distL="201600" distR="0" simplePos="0" locked="0" layoutInCell="1" allowOverlap="0" relativeHeight="2">
+          <wp:anchor xmlns:a="http://schemas.openxmlformats.org/drawingml/2006/main" behindDoc="0" distT="91440" distB="100584" distL="201600" distR="201600" simplePos="0" locked="0" layoutInCell="1" allowOverlap="0" relativeHeight="2">
             <wp:simplePos x="0" y="0"/>
             <wp:positionH relativeFrom="column">
               <wp:align>left</wp:align>
@@ -1729,7 +1729,7 @@
       </w:pPr>
       <w:r>
         <w:drawing>
-          <wp:anchor xmlns:a="http://schemas.openxmlformats.org/drawingml/2006/main" behindDoc="0" distT="91440" distB="91440" distL="201600" distR="0" simplePos="0" locked="0" layoutInCell="1" allowOverlap="0" relativeHeight="2">
+          <wp:anchor xmlns:a="http://schemas.openxmlformats.org/drawingml/2006/main" behindDoc="0" distT="91440" distB="100584" distL="201600" distR="201600" simplePos="0" locked="0" layoutInCell="1" allowOverlap="0" relativeHeight="2">
             <wp:simplePos x="0" y="0"/>
             <wp:positionH relativeFrom="column">
               <wp:align>right</wp:align>

--- a/compendium/treasures_and_relics.docx
+++ b/compendium/treasures_and_relics.docx
@@ -926,6 +926,10 @@
         <w:jc w:val="center"/>
         <w:tblLayout w:type="fixed"/>
         <w:tblLook w:firstColumn="1" w:firstRow="1" w:lastColumn="0" w:lastRow="0" w:noHBand="0" w:noVBand="1" w:val="04A0"/>
+        <w:tblCellMar>
+          <w:left w:w="0" w:type="dxa"/>
+          <w:right w:w="0" w:type="dxa"/>
+        </w:tblCellMar>
       </w:tblPr>
       <w:tblGrid>
         <w:gridCol w:w="3120"/>
@@ -1500,6 +1504,10 @@
         <w:jc w:val="center"/>
         <w:tblLayout w:type="fixed"/>
         <w:tblLook w:firstColumn="1" w:firstRow="1" w:lastColumn="0" w:lastRow="0" w:noHBand="0" w:noVBand="1" w:val="04A0"/>
+        <w:tblCellMar>
+          <w:left w:w="0" w:type="dxa"/>
+          <w:right w:w="0" w:type="dxa"/>
+        </w:tblCellMar>
       </w:tblPr>
       <w:tblGrid>
         <w:gridCol w:w="3120"/>

--- a/compendium/treasures_and_relics.docx
+++ b/compendium/treasures_and_relics.docx
@@ -98,6 +98,7 @@
     <w:p>
       <w:pPr>
         <w:keepNext/>
+        <w:pageBreakBefore/>
         <w:spacing w:before="400" w:after="120"/>
         <w:pBdr>
           <w:bottom w:val="single" w:sz="6" w:space="4" w:color="B8860B"/>
@@ -211,6 +212,69 @@
     </w:p>
     <w:p>
       <w:pPr>
+        <w:spacing w:after="80"/>
+      </w:pPr>
+      <w:r>
+        <w:rPr>
+          <w:rFonts w:ascii="Georgia" w:hAnsi="Georgia" w:cs="Georgia"/>
+          <w:b w:val="0"/>
+          <w:i w:val="0"/>
+          <w:color w:val="222222"/>
+          <w:sz w:val="21"/>
+        </w:rPr>
+        <w:t>The Circle has no proper word for what the Sphere is, only what it does: it keeps. Whatever loose scrap of another world drifts past, the Sphere gathers it in and holds it steady, the way a lantern keeps a single flame out of the wind. Every other vessel the deep gnomes ever tried cracked, dimmed, or worse. This one only glows a little warmer, and waits.</w:t>
+      </w:r>
+    </w:p>
+    <w:p>
+      <w:pPr>
+        <w:keepNext/>
+        <w:spacing w:before="200" w:after="20"/>
+        <w:ind w:left="500" w:right="500"/>
+        <w:pBdr>
+          <w:top w:val="double" w:sz="6" w:space="4" w:color="1F4D78"/>
+        </w:pBdr>
+      </w:pPr>
+      <w:r>
+        <w:rPr>
+          <w:rFonts w:ascii="Georgia" w:hAnsi="Georgia" w:cs="Georgia"/>
+          <w:b/>
+          <w:color w:val="1F4D78"/>
+          <w:sz w:val="16"/>
+        </w:rPr>
+        <w:t xml:space="preserve">✦ LORE OF ELARIA ✦  </w:t>
+      </w:r>
+      <w:r>
+        <w:rPr>
+          <w:rFonts w:ascii="Georgia" w:hAnsi="Georgia" w:cs="Georgia"/>
+          <w:b/>
+          <w:color w:val="1F4D78"/>
+          <w:sz w:val="19"/>
+        </w:rPr>
+        <w:t>The Sign of Seven Points</w:t>
+      </w:r>
+    </w:p>
+    <w:p>
+      <w:pPr>
+        <w:keepLines/>
+        <w:spacing w:before="20" w:after="200"/>
+        <w:ind w:left="500" w:right="500"/>
+        <w:pBdr>
+          <w:bottom w:val="double" w:sz="6" w:space="4" w:color="1F4D78"/>
+        </w:pBdr>
+      </w:pPr>
+      <w:r>
+        <w:rPr>
+          <w:rFonts w:ascii="Georgia" w:hAnsi="Georgia" w:cs="Georgia"/>
+          <w:b w:val="0"/>
+          <w:i/>
+          <w:color w:val="222222"/>
+          <w:sz w:val="19"/>
+        </w:rPr>
+        <w:t>The old tellings agree that Elaria signed her safeguards the way a mother sews a name into a coat: not so the gift would be admired, but so it could always find its way home. The seven points are said to be the seven planes she kept turning, and the leafed vine that wraps them is the world itself, holding on. When one of her gifts is near, the sign is said to warm, as if glad to be recognized.</w:t>
+      </w:r>
+    </w:p>
+    <w:p>
+      <w:pPr>
         <w:keepNext/>
         <w:spacing w:before="220" w:after="60"/>
       </w:pPr>
@@ -302,12 +366,70 @@
           <w:color w:val="222222"/>
           <w:sz w:val="21"/>
         </w:rPr>
-        <w:t>, safeguards bound from her own essence in the old lore (Healing, Transformation, Insight). They pulse when the world thins. Their hour has not yet come.</w:t>
+        <w:t>, safeguards bound from her own essence in the old lore (Healing, Transformation, Insight). They pulse when the world thins, a slow warm beat you feel in the palm more than hear, and they have never once spoiled, sprouted crooked, or agreed to be eaten. Their hour has not yet come, but the Circle is patient, and so, apparently, are the potatoes.</w:t>
       </w:r>
     </w:p>
     <w:p>
+      <w:pPr>
+        <w:spacing w:after="80"/>
+      </w:pPr>
       <w:r>
-        <w:br w:type="page"/>
+        <w:rPr>
+          <w:rFonts w:ascii="Georgia" w:hAnsi="Georgia" w:cs="Georgia"/>
+          <w:b w:val="0"/>
+          <w:i w:val="0"/>
+          <w:color w:val="222222"/>
+          <w:sz w:val="21"/>
+        </w:rPr>
+        <w:t>Ursa carries them wrapped in a cloth his father knotted, and will not say why he trusts three root vegetables with the fate of anything. He only shrugs and says they came from Ash, and that Ash was rarely wrong about which small things turned out to matter.</w:t>
+      </w:r>
+    </w:p>
+    <w:p>
+      <w:pPr>
+        <w:keepNext/>
+        <w:spacing w:before="200" w:after="20"/>
+        <w:ind w:left="500" w:right="500"/>
+        <w:pBdr>
+          <w:top w:val="double" w:sz="6" w:space="4" w:color="1F4D78"/>
+        </w:pBdr>
+      </w:pPr>
+      <w:r>
+        <w:rPr>
+          <w:rFonts w:ascii="Georgia" w:hAnsi="Georgia" w:cs="Georgia"/>
+          <w:b/>
+          <w:color w:val="1F4D78"/>
+          <w:sz w:val="16"/>
+        </w:rPr>
+        <w:t xml:space="preserve">✦ LORE OF ELARIA ✦  </w:t>
+      </w:r>
+      <w:r>
+        <w:rPr>
+          <w:rFonts w:ascii="Georgia" w:hAnsi="Georgia" w:cs="Georgia"/>
+          <w:b/>
+          <w:color w:val="1F4D78"/>
+          <w:sz w:val="19"/>
+        </w:rPr>
+        <w:t>The Enchanted Potatoes</w:t>
+      </w:r>
+    </w:p>
+    <w:p>
+      <w:pPr>
+        <w:keepLines/>
+        <w:spacing w:before="20" w:after="200"/>
+        <w:ind w:left="500" w:right="500"/>
+        <w:pBdr>
+          <w:bottom w:val="double" w:sz="6" w:space="4" w:color="1F4D78"/>
+        </w:pBdr>
+      </w:pPr>
+      <w:r>
+        <w:rPr>
+          <w:rFonts w:ascii="Georgia" w:hAnsi="Georgia" w:cs="Georgia"/>
+          <w:b w:val="0"/>
+          <w:i/>
+          <w:color w:val="222222"/>
+          <w:sz w:val="19"/>
+        </w:rPr>
+        <w:t>The Circle keeps a very old, very short list titled "Safeguards, Probable." Entry nine reads: "The traveling potatoes. Warm to the touch. Kindly disposition. Keep planting them." Nobody knows who wrote it. The handwriting is extremely old.</w:t>
       </w:r>
     </w:p>
     <w:p>
@@ -388,7 +510,71 @@
     </w:p>
     <w:p>
       <w:pPr>
+        <w:spacing w:after="80"/>
+      </w:pPr>
+      <w:r>
+        <w:rPr>
+          <w:rFonts w:ascii="Georgia" w:hAnsi="Georgia" w:cs="Georgia"/>
+          <w:b w:val="0"/>
+          <w:i w:val="0"/>
+          <w:color w:val="222222"/>
+          <w:sz w:val="21"/>
+        </w:rPr>
+        <w:t>Stabby will not part with it, and cannot say why. He only knows the dark feels friendlier when the idol rides in his pack, that the coldest nights on the road are the ones it warns him of, and that once, half asleep, he heard it breathing in time with him. The idol keeps its own counsel. So, for now, does he.</w:t>
+      </w:r>
+    </w:p>
+    <w:p>
+      <w:pPr>
         <w:keepNext/>
+        <w:spacing w:before="200" w:after="20"/>
+        <w:ind w:left="500" w:right="500"/>
+        <w:pBdr>
+          <w:top w:val="double" w:sz="6" w:space="4" w:color="1F4D78"/>
+        </w:pBdr>
+      </w:pPr>
+      <w:r>
+        <w:rPr>
+          <w:rFonts w:ascii="Georgia" w:hAnsi="Georgia" w:cs="Georgia"/>
+          <w:b/>
+          <w:color w:val="1F4D78"/>
+          <w:sz w:val="16"/>
+        </w:rPr>
+        <w:t xml:space="preserve">✦ LORE OF ELARIA ✦  </w:t>
+      </w:r>
+      <w:r>
+        <w:rPr>
+          <w:rFonts w:ascii="Georgia" w:hAnsi="Georgia" w:cs="Georgia"/>
+          <w:b/>
+          <w:color w:val="1F4D78"/>
+          <w:sz w:val="19"/>
+        </w:rPr>
+        <w:t>The Scattered Safeguards</w:t>
+      </w:r>
+    </w:p>
+    <w:p>
+      <w:pPr>
+        <w:keepLines/>
+        <w:spacing w:before="20" w:after="200"/>
+        <w:ind w:left="500" w:right="500"/>
+        <w:pBdr>
+          <w:bottom w:val="double" w:sz="6" w:space="4" w:color="1F4D78"/>
+        </w:pBdr>
+      </w:pPr>
+      <w:r>
+        <w:rPr>
+          <w:rFonts w:ascii="Georgia" w:hAnsi="Georgia" w:cs="Georgia"/>
+          <w:b w:val="0"/>
+          <w:i/>
+          <w:color w:val="222222"/>
+          <w:sz w:val="19"/>
+        </w:rPr>
+        <w:t>No one has ever counted the safeguards, which is the point of scattering. Some hang in plain sight in tavern rafters. Some sleep in root cellars, humble as potatoes. The old rule of the Circle is: treat every odd little thing kindly, in case it is holding up the sky.</w:t>
+      </w:r>
+    </w:p>
+    <w:p>
+      <w:pPr>
+        <w:keepNext/>
+        <w:pageBreakBefore/>
         <w:spacing w:before="400" w:after="120"/>
         <w:pBdr>
           <w:bottom w:val="single" w:sz="6" w:space="4" w:color="B8860B"/>
@@ -417,6 +603,54 @@
           <w:sz w:val="21"/>
         </w:rPr>
         <w:t>One half-buried chest, bound in vines of silver and root, opened by Ghostbloom's song beneath the Old Theater. Inside, three gifts, each bearing the seven-point star.</w:t>
+      </w:r>
+    </w:p>
+    <w:p>
+      <w:pPr>
+        <w:keepNext/>
+        <w:spacing w:before="200" w:after="20"/>
+        <w:ind w:left="500" w:right="500"/>
+        <w:pBdr>
+          <w:top w:val="double" w:sz="6" w:space="4" w:color="1F4D78"/>
+        </w:pBdr>
+      </w:pPr>
+      <w:r>
+        <w:rPr>
+          <w:rFonts w:ascii="Georgia" w:hAnsi="Georgia" w:cs="Georgia"/>
+          <w:b/>
+          <w:color w:val="1F4D78"/>
+          <w:sz w:val="16"/>
+        </w:rPr>
+        <w:t xml:space="preserve">✦ LORE OF ELARIA ✦  </w:t>
+      </w:r>
+      <w:r>
+        <w:rPr>
+          <w:rFonts w:ascii="Georgia" w:hAnsi="Georgia" w:cs="Georgia"/>
+          <w:b/>
+          <w:color w:val="1F4D78"/>
+          <w:sz w:val="19"/>
+        </w:rPr>
+        <w:t>One Chest, Three Gifts</w:t>
+      </w:r>
+    </w:p>
+    <w:p>
+      <w:pPr>
+        <w:keepLines/>
+        <w:spacing w:before="20" w:after="200"/>
+        <w:ind w:left="500" w:right="500"/>
+        <w:pBdr>
+          <w:bottom w:val="double" w:sz="6" w:space="4" w:color="1F4D78"/>
+        </w:pBdr>
+      </w:pPr>
+      <w:r>
+        <w:rPr>
+          <w:rFonts w:ascii="Georgia" w:hAnsi="Georgia" w:cs="Georgia"/>
+          <w:b w:val="0"/>
+          <w:i/>
+          <w:color w:val="222222"/>
+          <w:sz w:val="19"/>
+        </w:rPr>
+        <w:t>The Circle teaches that the Warden never gave a gift to one hand alone. Her safeguards came in sets, they say, because a thing meant to hold up the sky is too heavy for any single pair of arms. The chest that opened to a song beneath the old theater held three gifts and one lesson: a stave for the sky, a sash for the swift, and a small bright core for the maker, and none of the three was meant to be carried without the other two.</w:t>
       </w:r>
     </w:p>
     <w:p>
@@ -1138,6 +1372,7 @@
     <w:p>
       <w:pPr>
         <w:keepNext/>
+        <w:pageBreakBefore/>
         <w:spacing w:before="400" w:after="120"/>
         <w:pBdr>
           <w:bottom w:val="single" w:sz="6" w:space="4" w:color="B8860B"/>
@@ -1716,6 +1951,7 @@
     <w:p>
       <w:pPr>
         <w:keepNext/>
+        <w:pageBreakBefore/>
         <w:spacing w:before="400" w:after="120"/>
         <w:pBdr>
           <w:bottom w:val="single" w:sz="6" w:space="4" w:color="B8860B"/>
@@ -1870,6 +2106,54 @@
           <w:sz w:val="21"/>
         </w:rPr>
         <w:t xml:space="preserve"> The Shadow-Touched Rune Fragment (advantage vs fear, 1 hour); the Dark Fragment of Stormwatch Cliffs (crystallized chaos, evidence of sabotage); Terranox's stone fragments and the elemental mud samples of the Grove of Elemental Waters; beeswax earplugs that beat a monster's song; a bell-handled blue lantern from Pumpkin Row; Alwen's flasks of lucky seawater.</w:t>
+      </w:r>
+    </w:p>
+    <w:p>
+      <w:pPr>
+        <w:keepNext/>
+        <w:spacing w:before="200" w:after="20"/>
+        <w:ind w:left="500" w:right="500"/>
+        <w:pBdr>
+          <w:top w:val="double" w:sz="6" w:space="4" w:color="1F4D78"/>
+        </w:pBdr>
+      </w:pPr>
+      <w:r>
+        <w:rPr>
+          <w:rFonts w:ascii="Georgia" w:hAnsi="Georgia" w:cs="Georgia"/>
+          <w:b/>
+          <w:color w:val="1F4D78"/>
+          <w:sz w:val="16"/>
+        </w:rPr>
+        <w:t xml:space="preserve">✦ LORE OF ELARIA ✦  </w:t>
+      </w:r>
+      <w:r>
+        <w:rPr>
+          <w:rFonts w:ascii="Georgia" w:hAnsi="Georgia" w:cs="Georgia"/>
+          <w:b/>
+          <w:color w:val="1F4D78"/>
+          <w:sz w:val="19"/>
+        </w:rPr>
+        <w:t>The Bells of the Coast</w:t>
+      </w:r>
+    </w:p>
+    <w:p>
+      <w:pPr>
+        <w:keepLines/>
+        <w:spacing w:before="20" w:after="200"/>
+        <w:ind w:left="500" w:right="500"/>
+        <w:pBdr>
+          <w:bottom w:val="double" w:sz="6" w:space="4" w:color="1F4D78"/>
+        </w:pBdr>
+      </w:pPr>
+      <w:r>
+        <w:rPr>
+          <w:rFonts w:ascii="Georgia" w:hAnsi="Georgia" w:cs="Georgia"/>
+          <w:b w:val="0"/>
+          <w:i/>
+          <w:color w:val="222222"/>
+          <w:sz w:val="19"/>
+        </w:rPr>
+        <w:t>When the safeguards were scattered, eight fell along the southern coast as bells, each holding one clear note of the song Elaria sang while she worked. Havenmoor built its festival around them centuries before anyone remembered why the bells mattered. The town rang them every winter anyway. Traditions are how a town remembers what its people forget, and one winter the ringing unmade a fiend.</w:t>
       </w:r>
     </w:p>
     <w:sectPr>

--- a/compendium/treasures_and_relics.docx
+++ b/compendium/treasures_and_relics.docx
@@ -98,7 +98,6 @@
     <w:p>
       <w:pPr>
         <w:keepNext/>
-        <w:pageBreakBefore/>
         <w:spacing w:before="400" w:after="120"/>
         <w:pBdr>
           <w:bottom w:val="single" w:sz="6" w:space="4" w:color="B8860B"/>
@@ -574,7 +573,6 @@
     <w:p>
       <w:pPr>
         <w:keepNext/>
-        <w:pageBreakBefore/>
         <w:spacing w:before="400" w:after="120"/>
         <w:pBdr>
           <w:bottom w:val="single" w:sz="6" w:space="4" w:color="B8860B"/>
@@ -1372,7 +1370,6 @@
     <w:p>
       <w:pPr>
         <w:keepNext/>
-        <w:pageBreakBefore/>
         <w:spacing w:before="400" w:after="120"/>
         <w:pBdr>
           <w:bottom w:val="single" w:sz="6" w:space="4" w:color="B8860B"/>
@@ -1951,7 +1948,6 @@
     <w:p>
       <w:pPr>
         <w:keepNext/>
-        <w:pageBreakBefore/>
         <w:spacing w:before="400" w:after="120"/>
         <w:pBdr>
           <w:bottom w:val="single" w:sz="6" w:space="4" w:color="B8860B"/>

--- a/compendium/treasures_and_relics.docx
+++ b/compendium/treasures_and_relics.docx
@@ -1657,7 +1657,7 @@
           <w:color w:val="222222"/>
           <w:sz w:val="18"/>
         </w:rPr>
-        <w:t>Rare, attunement by a Monk. A katana of impossible candy-cane steel. 1d8/1d10 slashing, +1 attack and damage.</w:t>
+        <w:t>Rare, attunement by a Monk. A katana of impossible candy-striped steel. 1d8/1d10 slashing, +1 attack and damage.</w:t>
       </w:r>
     </w:p>
     <w:p>

--- a/compendium/treasures_and_relics.docx
+++ b/compendium/treasures_and_relics.docx
@@ -759,7 +759,7 @@
           <w:color w:val="222222"/>
           <w:sz w:val="18"/>
         </w:rPr>
-        <w:t>+1 quarterstaff, druidic focus. 5 charges, regain 1d4 + 1 at dawn: guiding bolt (1), faerie fire (1), moonbeam (2).</w:t>
+        <w:t>+1 quarterstaff, druidic focus (a +2 once awakened on the Reader of Omens road). 5 charges, regain 1d4 + 1 at dawn: guiding bolt (1), faerie fire (1), moonbeam (2).</w:t>
       </w:r>
     </w:p>
     <w:p>
@@ -789,7 +789,7 @@
           <w:color w:val="222222"/>
           <w:sz w:val="18"/>
         </w:rPr>
-        <w:t xml:space="preserve"> Once per turn, +1d4 radiant when Ursa deals radiant damage with a druid spell (house rule: druid spells only).</w:t>
+        <w:t xml:space="preserve"> Once per turn, +1d4 radiant when Ursa deals radiant damage with a druid spell, rising to +1d8 once the staff is awakened (house rule: druid spells only).</w:t>
       </w:r>
     </w:p>
     <w:p>
@@ -1552,7 +1552,7 @@
           <w:color w:val="222222"/>
           <w:sz w:val="18"/>
         </w:rPr>
-        <w:t xml:space="preserve"> Sheds light; allies gain +1 to attacks and saves while Ursa is in Starry Form.</w:t>
+        <w:t xml:space="preserve"> Sheds light; allies gain +1 to attacks and saves while Ursa is in Starry Form. Once the amulet is awakened on the Reader of Omens road, this reaches every ally within 30 feet.</w:t>
       </w:r>
     </w:p>
     <w:p>

--- a/compendium/treasures_and_relics.docx
+++ b/compendium/treasures_and_relics.docx
@@ -694,7 +694,7 @@
     </w:p>
     <w:p>
       <w:pPr>
-        <w:spacing w:after="140"/>
+        <w:spacing w:after="240"/>
         <w:jc w:val="center"/>
       </w:pPr>
       <w:r>
@@ -1175,6 +1175,7 @@
           </w:tcPr>
           <w:p>
             <w:pPr>
+              <w:keepNext/>
               <w:jc w:val="center"/>
             </w:pPr>
             <w:r>
@@ -1219,6 +1220,7 @@
           </w:tcPr>
           <w:p>
             <w:pPr>
+              <w:keepNext/>
               <w:jc w:val="center"/>
             </w:pPr>
             <w:r>
@@ -1263,6 +1265,7 @@
           </w:tcPr>
           <w:p>
             <w:pPr>
+              <w:keepNext/>
               <w:jc w:val="center"/>
             </w:pPr>
             <w:r>
@@ -1309,6 +1312,7 @@
           </w:tcPr>
           <w:p>
             <w:pPr>
+              <w:ind w:left="160" w:right="160"/>
               <w:jc w:val="center"/>
             </w:pPr>
             <w:r>
@@ -1328,6 +1332,7 @@
           </w:tcPr>
           <w:p>
             <w:pPr>
+              <w:ind w:left="160" w:right="160"/>
               <w:jc w:val="center"/>
             </w:pPr>
             <w:r>
@@ -1347,6 +1352,7 @@
           </w:tcPr>
           <w:p>
             <w:pPr>
+              <w:ind w:left="160" w:right="160"/>
               <w:jc w:val="center"/>
             </w:pPr>
             <w:r>
@@ -1753,6 +1759,7 @@
           </w:tcPr>
           <w:p>
             <w:pPr>
+              <w:keepNext/>
               <w:jc w:val="center"/>
             </w:pPr>
             <w:r>
@@ -1797,6 +1804,7 @@
           </w:tcPr>
           <w:p>
             <w:pPr>
+              <w:keepNext/>
               <w:jc w:val="center"/>
             </w:pPr>
             <w:r>
@@ -1841,6 +1849,7 @@
           </w:tcPr>
           <w:p>
             <w:pPr>
+              <w:keepNext/>
               <w:jc w:val="center"/>
             </w:pPr>
             <w:r>
@@ -1887,6 +1896,7 @@
           </w:tcPr>
           <w:p>
             <w:pPr>
+              <w:ind w:left="160" w:right="160"/>
               <w:jc w:val="center"/>
             </w:pPr>
             <w:r>
@@ -1906,6 +1916,7 @@
           </w:tcPr>
           <w:p>
             <w:pPr>
+              <w:ind w:left="160" w:right="160"/>
               <w:jc w:val="center"/>
             </w:pPr>
             <w:r>
@@ -1925,6 +1936,7 @@
           </w:tcPr>
           <w:p>
             <w:pPr>
+              <w:ind w:left="160" w:right="160"/>
               <w:jc w:val="center"/>
             </w:pPr>
             <w:r>

--- a/compendium/treasures_and_relics.docx
+++ b/compendium/treasures_and_relics.docx
@@ -92,7 +92,7 @@
           <w:color w:val="222222"/>
           <w:sz w:val="21"/>
         </w:rPr>
-        <w:t>Every treasure of the Guardians' road, from a mother's parting gift to the relics of a sleeping goddess. Items marked with the seven-point star are Elaria's own.</w:t>
+        <w:t>Every treasure of the Guardians' road, from a pistol a girl built beside her mother to the relics of a sleeping goddess. Items marked with the seven-point star are Elaria's own.</w:t>
       </w:r>
     </w:p>
     <w:p>
